--- a/referencias/GUIONES/Guion_Dia4_Ejecutar_Sin_Negociar.docx
+++ b/referencias/GUIONES/Guion_Dia4_Ejecutar_Sin_Negociar.docx
@@ -5310,21 +5310,16 @@
               <w:rPr/>
             </w:pPr>
             <w:r>
-              <w:rPr>
-                <w:rFonts w:ascii="Arial Unicode MS" w:cs="Arial Unicode MS" w:eastAsia="Arial Unicode MS" w:hAnsi="Arial Unicode MS"/>
-                <w:b w:val="1"/>
-                <w:bCs w:val="1"/>
-                <w:color w:val="9fb3c8"/>
-                <w:sz w:val="15"/>
-                <w:szCs w:val="15"/>
-                <w:rtl w:val="0"/>
-              </w:rPr>
-              <w:t>34:00 → 38:00</w:t>
-            </w:r>
-            <w:r>
-              <w:rPr>
-                <w:rtl w:val="0"/>
-              </w:rPr>
+              <w:t>⚡ PREGUNTA RELÁMPAGO EN CHAT (YOUTUBE LIVE — HASTA 20 PC)</w:t>
+              <w:br/>
+              <w:t>Juan lanza 1 sola pregunta rápida al chat de YouTube:</w:t>
+              <w:br/>
+              <w:t>“¿Qué responde GENY cuando no hay una tendencia clara?”</w:t>
+              <w:br/>
+              <w:t>A) Compra · B) Vende · C) Nada (y eso es información) ✓ · D) Repite la última señal</w:t>
+              <w:br/>
+              <w:br/>
+              <w:t>Juan celebra en voz alta al primer participante en responder "C" en el chat. El CM lo anota para sumar sus +20 Puntos de Control.</w:t>
             </w:r>
           </w:p>
           <w:p>
@@ -5332,23 +5327,7 @@
               <w:spacing w:after="0" w:lineRule="auto"/>
               <w:rPr/>
             </w:pPr>
-            <w:r>
-              <w:rPr>
-                <w:rFonts w:ascii="Arial" w:cs="Arial" w:eastAsia="Arial" w:hAnsi="Arial"/>
-                <w:b w:val="1"/>
-                <w:bCs w:val="1"/>
-                <w:color w:val="ffffff"/>
-                <w:sz w:val="24"/>
-                <w:szCs w:val="24"/>
-                <w:rtl w:val="0"/>
-              </w:rPr>
-              <w:t>B6 · QUIZ RELÁMPAGO — hasta 20 PC</w:t>
-            </w:r>
-            <w:r>
-              <w:rPr>
-                <w:rtl w:val="0"/>
-              </w:rPr>
-            </w:r>
+            <w:r/>
           </w:p>
         </w:tc>
       </w:tr>
@@ -5425,21 +5404,16 @@
               <w:rPr/>
             </w:pPr>
             <w:r>
-              <w:rPr>
-                <w:rFonts w:ascii="Arial" w:cs="Arial" w:eastAsia="Arial" w:hAnsi="Arial"/>
-                <w:b w:val="1"/>
-                <w:bCs w:val="1"/>
-                <w:color w:val="0e8a5f"/>
-                <w:sz w:val="18"/>
-                <w:szCs w:val="18"/>
-                <w:rtl w:val="0"/>
-              </w:rPr>
-              <w:t>⚡ ⚡ PREGUNTA RELÁMPAGO EN CHAT (YOUTUBE LIVE)</w:t>
-            </w:r>
-            <w:r>
-              <w:rPr>
-                <w:rtl w:val="0"/>
-              </w:rPr>
+              <w:t>⚡ PREGUNTA RELÁMPAGO EN CHAT (YOUTUBE LIVE — HASTA 20 PC)</w:t>
+              <w:br/>
+              <w:t>Juan lanza 1 sola pregunta rápida al chat de YouTube:</w:t>
+              <w:br/>
+              <w:t>“¿Qué responde GENY cuando no hay una tendencia clara?”</w:t>
+              <w:br/>
+              <w:t>A) Compra · B) Vende · C) Nada (y eso es información) ✓ · D) Repite la última señal</w:t>
+              <w:br/>
+              <w:br/>
+              <w:t>Juan celebra en voz alta al primer participante en responder "C" en el chat. El CM lo anota para sumar sus +20 Puntos de Control.</w:t>
             </w:r>
           </w:p>
           <w:p>
@@ -5447,99 +5421,21 @@
               <w:spacing w:after="50" w:lineRule="auto"/>
               <w:rPr/>
             </w:pPr>
-            <w:r>
-              <w:rPr>
-                <w:rFonts w:ascii="Calibri" w:cs="Calibri" w:eastAsia="Calibri" w:hAnsi="Calibri"/>
-                <w:b w:val="1"/>
-                <w:bCs w:val="1"/>
-                <w:color w:val="2a2f36"/>
-                <w:sz w:val="21"/>
-                <w:szCs w:val="21"/>
-                <w:rtl w:val="0"/>
-              </w:rPr>
-              <w:t xml:space="preserve">Q1: “¿Qué atacan las 3 negociaciones del Saboteador?” </w:t>
-            </w:r>
-            <w:r>
-              <w:rPr>
-                <w:rFonts w:ascii="Calibri" w:cs="Calibri" w:eastAsia="Calibri" w:hAnsi="Calibri"/>
-                <w:color w:val="2a2f36"/>
-                <w:sz w:val="21"/>
-                <w:szCs w:val="21"/>
-                <w:rtl w:val="0"/>
-              </w:rPr>
-              <w:t>A) Tus ideas · B) Números ya decididos ✓ · C) Tu autoestima · D) El activo</w:t>
-            </w:r>
-            <w:r>
-              <w:rPr>
-                <w:rtl w:val="0"/>
-              </w:rPr>
-            </w:r>
+            <w:r/>
           </w:p>
           <w:p>
             <w:pPr>
               <w:spacing w:after="50" w:lineRule="auto"/>
               <w:rPr/>
             </w:pPr>
-            <w:r>
-              <w:rPr>
-                <w:rFonts w:ascii="Calibri" w:cs="Calibri" w:eastAsia="Calibri" w:hAnsi="Calibri"/>
-                <w:b w:val="1"/>
-                <w:bCs w:val="1"/>
-                <w:color w:val="2a2f36"/>
-                <w:sz w:val="21"/>
-                <w:szCs w:val="21"/>
-                <w:rtl w:val="0"/>
-              </w:rPr>
-              <w:t xml:space="preserve">Q2: “¿Qué dice Geny cuando no hay tendencia clara?” </w:t>
-            </w:r>
-            <w:r>
-              <w:rPr>
-                <w:rFonts w:ascii="Calibri" w:cs="Calibri" w:eastAsia="Calibri" w:hAnsi="Calibri"/>
-                <w:color w:val="2a2f36"/>
-                <w:sz w:val="21"/>
-                <w:szCs w:val="21"/>
-                <w:rtl w:val="0"/>
-              </w:rPr>
-              <w:t>A) Compra · B) Vende · C) Nada — y eso es información ✓ · D) Repite la última señal</w:t>
-            </w:r>
-            <w:r>
-              <w:rPr>
-                <w:rtl w:val="0"/>
-              </w:rPr>
-            </w:r>
+            <w:r/>
           </w:p>
           <w:p>
             <w:pPr>
               <w:spacing w:after="50" w:lineRule="auto"/>
               <w:rPr/>
             </w:pPr>
-            <w:r>
-              <w:rPr>
-                <w:rFonts w:ascii="Calibri" w:cs="Calibri" w:eastAsia="Calibri" w:hAnsi="Calibri"/>
-                <w:b w:val="1"/>
-                <w:bCs w:val="1"/>
-                <w:color w:val="2a2f36"/>
-                <w:sz w:val="21"/>
-                <w:szCs w:val="21"/>
-                <w:rtl w:val="0"/>
-              </w:rPr>
-              <w:t xml:space="preserve">Q3: “Un stop que se mueve una vez...” </w:t>
-            </w:r>
-            <w:r>
-              <w:rPr>
-                <w:rFonts w:ascii="Calibri" w:cs="Calibri" w:eastAsia="Calibri" w:hAnsi="Calibri"/>
-                <w:color w:val="2a2f36"/>
-                <w:sz w:val="21"/>
-                <w:szCs w:val="21"/>
-                <w:rtl w:val="0"/>
-              </w:rPr>
-              <w:t>A) Se mueve infinitas veces ✓ · B) Está bien si hay razones · C) Es gestión activa · D) Depende del mercado</w:t>
-            </w:r>
-            <w:r>
-              <w:rPr>
-                <w:rtl w:val="0"/>
-              </w:rPr>
-            </w:r>
+            <w:r/>
           </w:p>
         </w:tc>
       </w:tr>

--- a/referencias/GUIONES/Guion_Dia4_Ejecutar_Sin_Negociar.docx
+++ b/referencias/GUIONES/Guion_Dia4_Ejecutar_Sin_Negociar.docx
@@ -178,26 +178,26 @@
         </w:trPr>
         <w:tc>
           <w:tcPr>
-            <w:shd w:fill="0a0e14" w:val="clear"/>
+            <w:vAlign w:val="center"/>
+            <w:shd w:fill="0F172A"/>
             <w:tcMar>
-              <w:top w:w="70.0" w:type="dxa"/>
-              <w:left w:w="110.0" w:type="dxa"/>
-              <w:bottom w:w="70.0" w:type="dxa"/>
-              <w:right w:w="110.0" w:type="dxa"/>
+              <w:top w:w="160" w:type="dxa"/>
+              <w:bottom w:w="160" w:type="dxa"/>
+              <w:left w:w="200" w:type="dxa"/>
+              <w:right w:w="200" w:type="dxa"/>
             </w:tcMar>
-            <w:vAlign w:val="center"/>
           </w:tcPr>
           <w:p>
             <w:pPr>
-              <w:spacing w:after="0" w:lineRule="auto"/>
+              <w:spacing w:after="80" w:lineRule="auto" w:before="80"/>
               <w:rPr/>
             </w:pPr>
             <w:r>
               <w:rPr>
                 <w:rFonts w:ascii="Arial" w:cs="Arial" w:eastAsia="Arial" w:hAnsi="Arial"/>
-                <w:b w:val="1"/>
+                <w:b/>
                 <w:bCs w:val="1"/>
-                <w:color w:val="ffffff"/>
+                <w:color w:val="FFFFFF"/>
                 <w:sz w:val="18"/>
                 <w:szCs w:val="18"/>
                 <w:rtl w:val="0"/>
@@ -206,6 +206,8 @@
             </w:r>
             <w:r>
               <w:rPr>
+                <w:b/>
+                <w:color w:val="FFFFFF"/>
                 <w:rtl w:val="0"/>
               </w:rPr>
             </w:r>
@@ -213,26 +215,26 @@
         </w:tc>
         <w:tc>
           <w:tcPr>
-            <w:shd w:fill="0a0e14" w:val="clear"/>
+            <w:vAlign w:val="center"/>
+            <w:shd w:fill="0F172A"/>
             <w:tcMar>
-              <w:top w:w="70.0" w:type="dxa"/>
-              <w:left w:w="110.0" w:type="dxa"/>
-              <w:bottom w:w="70.0" w:type="dxa"/>
-              <w:right w:w="110.0" w:type="dxa"/>
+              <w:top w:w="160" w:type="dxa"/>
+              <w:bottom w:w="160" w:type="dxa"/>
+              <w:left w:w="200" w:type="dxa"/>
+              <w:right w:w="200" w:type="dxa"/>
             </w:tcMar>
-            <w:vAlign w:val="center"/>
           </w:tcPr>
           <w:p>
             <w:pPr>
-              <w:spacing w:after="0" w:lineRule="auto"/>
+              <w:spacing w:after="80" w:lineRule="auto" w:before="80"/>
               <w:rPr/>
             </w:pPr>
             <w:r>
               <w:rPr>
                 <w:rFonts w:ascii="Arial" w:cs="Arial" w:eastAsia="Arial" w:hAnsi="Arial"/>
-                <w:b w:val="1"/>
+                <w:b/>
                 <w:bCs w:val="1"/>
-                <w:color w:val="ffffff"/>
+                <w:color w:val="FFFFFF"/>
                 <w:sz w:val="18"/>
                 <w:szCs w:val="18"/>
                 <w:rtl w:val="0"/>
@@ -241,6 +243,8 @@
             </w:r>
             <w:r>
               <w:rPr>
+                <w:b/>
+                <w:color w:val="FFFFFF"/>
                 <w:rtl w:val="0"/>
               </w:rPr>
             </w:r>
@@ -248,26 +252,26 @@
         </w:tc>
         <w:tc>
           <w:tcPr>
-            <w:shd w:fill="0a0e14" w:val="clear"/>
+            <w:vAlign w:val="center"/>
+            <w:shd w:fill="0F172A"/>
             <w:tcMar>
-              <w:top w:w="70.0" w:type="dxa"/>
-              <w:left w:w="110.0" w:type="dxa"/>
-              <w:bottom w:w="70.0" w:type="dxa"/>
-              <w:right w:w="110.0" w:type="dxa"/>
+              <w:top w:w="160" w:type="dxa"/>
+              <w:bottom w:w="160" w:type="dxa"/>
+              <w:left w:w="200" w:type="dxa"/>
+              <w:right w:w="200" w:type="dxa"/>
             </w:tcMar>
-            <w:vAlign w:val="center"/>
           </w:tcPr>
           <w:p>
             <w:pPr>
-              <w:spacing w:after="0" w:lineRule="auto"/>
+              <w:spacing w:after="80" w:lineRule="auto" w:before="80"/>
               <w:rPr/>
             </w:pPr>
             <w:r>
               <w:rPr>
                 <w:rFonts w:ascii="Arial" w:cs="Arial" w:eastAsia="Arial" w:hAnsi="Arial"/>
-                <w:b w:val="1"/>
+                <w:b/>
                 <w:bCs w:val="1"/>
-                <w:color w:val="ffffff"/>
+                <w:color w:val="FFFFFF"/>
                 <w:sz w:val="18"/>
                 <w:szCs w:val="18"/>
                 <w:rtl w:val="0"/>
@@ -276,6 +280,8 @@
             </w:r>
             <w:r>
               <w:rPr>
+                <w:b/>
+                <w:color w:val="FFFFFF"/>
                 <w:rtl w:val="0"/>
               </w:rPr>
             </w:r>
@@ -283,26 +289,26 @@
         </w:tc>
         <w:tc>
           <w:tcPr>
-            <w:shd w:fill="0a0e14" w:val="clear"/>
+            <w:vAlign w:val="center"/>
+            <w:shd w:fill="0F172A"/>
             <w:tcMar>
-              <w:top w:w="70.0" w:type="dxa"/>
-              <w:left w:w="110.0" w:type="dxa"/>
-              <w:bottom w:w="70.0" w:type="dxa"/>
-              <w:right w:w="110.0" w:type="dxa"/>
+              <w:top w:w="160" w:type="dxa"/>
+              <w:bottom w:w="160" w:type="dxa"/>
+              <w:left w:w="200" w:type="dxa"/>
+              <w:right w:w="200" w:type="dxa"/>
             </w:tcMar>
-            <w:vAlign w:val="center"/>
           </w:tcPr>
           <w:p>
             <w:pPr>
-              <w:spacing w:after="0" w:lineRule="auto"/>
+              <w:spacing w:after="80" w:lineRule="auto" w:before="80"/>
               <w:rPr/>
             </w:pPr>
             <w:r>
               <w:rPr>
                 <w:rFonts w:ascii="Arial" w:cs="Arial" w:eastAsia="Arial" w:hAnsi="Arial"/>
-                <w:b w:val="1"/>
+                <w:b/>
                 <w:bCs w:val="1"/>
-                <w:color w:val="ffffff"/>
+                <w:color w:val="FFFFFF"/>
                 <w:sz w:val="18"/>
                 <w:szCs w:val="18"/>
                 <w:rtl w:val="0"/>
@@ -311,6 +317,8 @@
             </w:r>
             <w:r>
               <w:rPr>
+                <w:b/>
+                <w:color w:val="FFFFFF"/>
                 <w:rtl w:val="0"/>
               </w:rPr>
             </w:r>
@@ -470,14 +478,14 @@
         </w:trPr>
         <w:tc>
           <w:tcPr>
-            <w:shd w:fill="f2f5f9" w:val="clear"/>
+            <w:vAlign w:val="center"/>
+            <w:shd w:fill="F8FAFC"/>
             <w:tcMar>
-              <w:top w:w="70.0" w:type="dxa"/>
-              <w:left w:w="110.0" w:type="dxa"/>
-              <w:bottom w:w="70.0" w:type="dxa"/>
-              <w:right w:w="110.0" w:type="dxa"/>
+              <w:top w:w="100" w:type="dxa"/>
+              <w:bottom w:w="100" w:type="dxa"/>
+              <w:left w:w="140" w:type="dxa"/>
+              <w:right w:w="140" w:type="dxa"/>
             </w:tcMar>
-            <w:vAlign w:val="center"/>
           </w:tcPr>
           <w:p>
             <w:pPr>
@@ -505,14 +513,14 @@
         </w:tc>
         <w:tc>
           <w:tcPr>
-            <w:shd w:fill="f2f5f9" w:val="clear"/>
+            <w:vAlign w:val="center"/>
+            <w:shd w:fill="F8FAFC"/>
             <w:tcMar>
-              <w:top w:w="70.0" w:type="dxa"/>
-              <w:left w:w="110.0" w:type="dxa"/>
-              <w:bottom w:w="70.0" w:type="dxa"/>
-              <w:right w:w="110.0" w:type="dxa"/>
+              <w:top w:w="100" w:type="dxa"/>
+              <w:bottom w:w="100" w:type="dxa"/>
+              <w:left w:w="140" w:type="dxa"/>
+              <w:right w:w="140" w:type="dxa"/>
             </w:tcMar>
-            <w:vAlign w:val="center"/>
           </w:tcPr>
           <w:p>
             <w:pPr>
@@ -540,14 +548,14 @@
         </w:tc>
         <w:tc>
           <w:tcPr>
-            <w:shd w:fill="f2f5f9" w:val="clear"/>
+            <w:vAlign w:val="center"/>
+            <w:shd w:fill="F8FAFC"/>
             <w:tcMar>
-              <w:top w:w="70.0" w:type="dxa"/>
-              <w:left w:w="110.0" w:type="dxa"/>
-              <w:bottom w:w="70.0" w:type="dxa"/>
-              <w:right w:w="110.0" w:type="dxa"/>
+              <w:top w:w="100" w:type="dxa"/>
+              <w:bottom w:w="100" w:type="dxa"/>
+              <w:left w:w="140" w:type="dxa"/>
+              <w:right w:w="140" w:type="dxa"/>
             </w:tcMar>
-            <w:vAlign w:val="center"/>
           </w:tcPr>
           <w:p>
             <w:pPr>
@@ -575,14 +583,14 @@
         </w:tc>
         <w:tc>
           <w:tcPr>
-            <w:shd w:fill="f2f5f9" w:val="clear"/>
+            <w:vAlign w:val="center"/>
+            <w:shd w:fill="F8FAFC"/>
             <w:tcMar>
-              <w:top w:w="70.0" w:type="dxa"/>
-              <w:left w:w="110.0" w:type="dxa"/>
-              <w:bottom w:w="70.0" w:type="dxa"/>
-              <w:right w:w="110.0" w:type="dxa"/>
+              <w:top w:w="100" w:type="dxa"/>
+              <w:bottom w:w="100" w:type="dxa"/>
+              <w:left w:w="140" w:type="dxa"/>
+              <w:right w:w="140" w:type="dxa"/>
             </w:tcMar>
-            <w:vAlign w:val="center"/>
           </w:tcPr>
           <w:p>
             <w:pPr>
@@ -762,14 +770,14 @@
         </w:trPr>
         <w:tc>
           <w:tcPr>
-            <w:shd w:fill="f2f5f9" w:val="clear"/>
+            <w:vAlign w:val="center"/>
+            <w:shd w:fill="F8FAFC"/>
             <w:tcMar>
-              <w:top w:w="70.0" w:type="dxa"/>
-              <w:left w:w="110.0" w:type="dxa"/>
-              <w:bottom w:w="70.0" w:type="dxa"/>
-              <w:right w:w="110.0" w:type="dxa"/>
+              <w:top w:w="100" w:type="dxa"/>
+              <w:bottom w:w="100" w:type="dxa"/>
+              <w:left w:w="140" w:type="dxa"/>
+              <w:right w:w="140" w:type="dxa"/>
             </w:tcMar>
-            <w:vAlign w:val="center"/>
           </w:tcPr>
           <w:p>
             <w:pPr>
@@ -797,14 +805,14 @@
         </w:tc>
         <w:tc>
           <w:tcPr>
-            <w:shd w:fill="f2f5f9" w:val="clear"/>
+            <w:vAlign w:val="center"/>
+            <w:shd w:fill="F8FAFC"/>
             <w:tcMar>
-              <w:top w:w="70.0" w:type="dxa"/>
-              <w:left w:w="110.0" w:type="dxa"/>
-              <w:bottom w:w="70.0" w:type="dxa"/>
-              <w:right w:w="110.0" w:type="dxa"/>
+              <w:top w:w="100" w:type="dxa"/>
+              <w:bottom w:w="100" w:type="dxa"/>
+              <w:left w:w="140" w:type="dxa"/>
+              <w:right w:w="140" w:type="dxa"/>
             </w:tcMar>
-            <w:vAlign w:val="center"/>
           </w:tcPr>
           <w:p>
             <w:pPr>
@@ -832,14 +840,14 @@
         </w:tc>
         <w:tc>
           <w:tcPr>
-            <w:shd w:fill="f2f5f9" w:val="clear"/>
+            <w:vAlign w:val="center"/>
+            <w:shd w:fill="F8FAFC"/>
             <w:tcMar>
-              <w:top w:w="70.0" w:type="dxa"/>
-              <w:left w:w="110.0" w:type="dxa"/>
-              <w:bottom w:w="70.0" w:type="dxa"/>
-              <w:right w:w="110.0" w:type="dxa"/>
+              <w:top w:w="100" w:type="dxa"/>
+              <w:bottom w:w="100" w:type="dxa"/>
+              <w:left w:w="140" w:type="dxa"/>
+              <w:right w:w="140" w:type="dxa"/>
             </w:tcMar>
-            <w:vAlign w:val="center"/>
           </w:tcPr>
           <w:p>
             <w:pPr>
@@ -867,14 +875,14 @@
         </w:tc>
         <w:tc>
           <w:tcPr>
-            <w:shd w:fill="f2f5f9" w:val="clear"/>
+            <w:vAlign w:val="center"/>
+            <w:shd w:fill="F8FAFC"/>
             <w:tcMar>
-              <w:top w:w="70.0" w:type="dxa"/>
-              <w:left w:w="110.0" w:type="dxa"/>
-              <w:bottom w:w="70.0" w:type="dxa"/>
-              <w:right w:w="110.0" w:type="dxa"/>
+              <w:top w:w="100" w:type="dxa"/>
+              <w:bottom w:w="100" w:type="dxa"/>
+              <w:left w:w="140" w:type="dxa"/>
+              <w:right w:w="140" w:type="dxa"/>
             </w:tcMar>
-            <w:vAlign w:val="center"/>
           </w:tcPr>
           <w:p>
             <w:pPr>
@@ -1054,14 +1062,14 @@
         </w:trPr>
         <w:tc>
           <w:tcPr>
-            <w:shd w:fill="f2f5f9" w:val="clear"/>
+            <w:vAlign w:val="center"/>
+            <w:shd w:fill="F8FAFC"/>
             <w:tcMar>
-              <w:top w:w="70.0" w:type="dxa"/>
-              <w:left w:w="110.0" w:type="dxa"/>
-              <w:bottom w:w="70.0" w:type="dxa"/>
-              <w:right w:w="110.0" w:type="dxa"/>
+              <w:top w:w="100" w:type="dxa"/>
+              <w:bottom w:w="100" w:type="dxa"/>
+              <w:left w:w="140" w:type="dxa"/>
+              <w:right w:w="140" w:type="dxa"/>
             </w:tcMar>
-            <w:vAlign w:val="center"/>
           </w:tcPr>
           <w:p>
             <w:pPr>
@@ -1089,14 +1097,14 @@
         </w:tc>
         <w:tc>
           <w:tcPr>
-            <w:shd w:fill="f2f5f9" w:val="clear"/>
+            <w:vAlign w:val="center"/>
+            <w:shd w:fill="F8FAFC"/>
             <w:tcMar>
-              <w:top w:w="70.0" w:type="dxa"/>
-              <w:left w:w="110.0" w:type="dxa"/>
-              <w:bottom w:w="70.0" w:type="dxa"/>
-              <w:right w:w="110.0" w:type="dxa"/>
+              <w:top w:w="100" w:type="dxa"/>
+              <w:bottom w:w="100" w:type="dxa"/>
+              <w:left w:w="140" w:type="dxa"/>
+              <w:right w:w="140" w:type="dxa"/>
             </w:tcMar>
-            <w:vAlign w:val="center"/>
           </w:tcPr>
           <w:p>
             <w:pPr>
@@ -1124,14 +1132,14 @@
         </w:tc>
         <w:tc>
           <w:tcPr>
-            <w:shd w:fill="f2f5f9" w:val="clear"/>
+            <w:vAlign w:val="center"/>
+            <w:shd w:fill="F8FAFC"/>
             <w:tcMar>
-              <w:top w:w="70.0" w:type="dxa"/>
-              <w:left w:w="110.0" w:type="dxa"/>
-              <w:bottom w:w="70.0" w:type="dxa"/>
-              <w:right w:w="110.0" w:type="dxa"/>
+              <w:top w:w="100" w:type="dxa"/>
+              <w:bottom w:w="100" w:type="dxa"/>
+              <w:left w:w="140" w:type="dxa"/>
+              <w:right w:w="140" w:type="dxa"/>
             </w:tcMar>
-            <w:vAlign w:val="center"/>
           </w:tcPr>
           <w:p>
             <w:pPr>
@@ -1159,14 +1167,14 @@
         </w:tc>
         <w:tc>
           <w:tcPr>
-            <w:shd w:fill="f2f5f9" w:val="clear"/>
+            <w:vAlign w:val="center"/>
+            <w:shd w:fill="F8FAFC"/>
             <w:tcMar>
-              <w:top w:w="70.0" w:type="dxa"/>
-              <w:left w:w="110.0" w:type="dxa"/>
-              <w:bottom w:w="70.0" w:type="dxa"/>
-              <w:right w:w="110.0" w:type="dxa"/>
+              <w:top w:w="100" w:type="dxa"/>
+              <w:bottom w:w="100" w:type="dxa"/>
+              <w:left w:w="140" w:type="dxa"/>
+              <w:right w:w="140" w:type="dxa"/>
             </w:tcMar>
-            <w:vAlign w:val="center"/>
           </w:tcPr>
           <w:p>
             <w:pPr>
@@ -1346,14 +1354,14 @@
         </w:trPr>
         <w:tc>
           <w:tcPr>
-            <w:shd w:fill="f2f5f9" w:val="clear"/>
+            <w:vAlign w:val="center"/>
+            <w:shd w:fill="F8FAFC"/>
             <w:tcMar>
-              <w:top w:w="70.0" w:type="dxa"/>
-              <w:left w:w="110.0" w:type="dxa"/>
-              <w:bottom w:w="70.0" w:type="dxa"/>
-              <w:right w:w="110.0" w:type="dxa"/>
+              <w:top w:w="100" w:type="dxa"/>
+              <w:bottom w:w="100" w:type="dxa"/>
+              <w:left w:w="140" w:type="dxa"/>
+              <w:right w:w="140" w:type="dxa"/>
             </w:tcMar>
-            <w:vAlign w:val="center"/>
           </w:tcPr>
           <w:p>
             <w:pPr>
@@ -1381,14 +1389,14 @@
         </w:tc>
         <w:tc>
           <w:tcPr>
-            <w:shd w:fill="f2f5f9" w:val="clear"/>
+            <w:vAlign w:val="center"/>
+            <w:shd w:fill="F8FAFC"/>
             <w:tcMar>
-              <w:top w:w="70.0" w:type="dxa"/>
-              <w:left w:w="110.0" w:type="dxa"/>
-              <w:bottom w:w="70.0" w:type="dxa"/>
-              <w:right w:w="110.0" w:type="dxa"/>
+              <w:top w:w="100" w:type="dxa"/>
+              <w:bottom w:w="100" w:type="dxa"/>
+              <w:left w:w="140" w:type="dxa"/>
+              <w:right w:w="140" w:type="dxa"/>
             </w:tcMar>
-            <w:vAlign w:val="center"/>
           </w:tcPr>
           <w:p>
             <w:pPr>
@@ -1416,14 +1424,14 @@
         </w:tc>
         <w:tc>
           <w:tcPr>
-            <w:shd w:fill="f2f5f9" w:val="clear"/>
+            <w:vAlign w:val="center"/>
+            <w:shd w:fill="F8FAFC"/>
             <w:tcMar>
-              <w:top w:w="70.0" w:type="dxa"/>
-              <w:left w:w="110.0" w:type="dxa"/>
-              <w:bottom w:w="70.0" w:type="dxa"/>
-              <w:right w:w="110.0" w:type="dxa"/>
+              <w:top w:w="100" w:type="dxa"/>
+              <w:bottom w:w="100" w:type="dxa"/>
+              <w:left w:w="140" w:type="dxa"/>
+              <w:right w:w="140" w:type="dxa"/>
             </w:tcMar>
-            <w:vAlign w:val="center"/>
           </w:tcPr>
           <w:p>
             <w:pPr>
@@ -1451,14 +1459,14 @@
         </w:tc>
         <w:tc>
           <w:tcPr>
-            <w:shd w:fill="f2f5f9" w:val="clear"/>
+            <w:vAlign w:val="center"/>
+            <w:shd w:fill="F8FAFC"/>
             <w:tcMar>
-              <w:top w:w="70.0" w:type="dxa"/>
-              <w:left w:w="110.0" w:type="dxa"/>
-              <w:bottom w:w="70.0" w:type="dxa"/>
-              <w:right w:w="110.0" w:type="dxa"/>
+              <w:top w:w="100" w:type="dxa"/>
+              <w:bottom w:w="100" w:type="dxa"/>
+              <w:left w:w="140" w:type="dxa"/>
+              <w:right w:w="140" w:type="dxa"/>
             </w:tcMar>
-            <w:vAlign w:val="center"/>
           </w:tcPr>
           <w:p>
             <w:pPr>
@@ -1724,25 +1732,25 @@
         </w:trPr>
         <w:tc>
           <w:tcPr>
-            <w:shd w:fill="0a0e14" w:val="clear"/>
+            <w:shd w:fill="0F172A"/>
             <w:tcMar>
-              <w:top w:w="90.0" w:type="dxa"/>
-              <w:left w:w="160.0" w:type="dxa"/>
-              <w:bottom w:w="90.0" w:type="dxa"/>
-              <w:right w:w="160.0" w:type="dxa"/>
+              <w:top w:w="160" w:type="dxa"/>
+              <w:bottom w:w="160" w:type="dxa"/>
+              <w:left w:w="200" w:type="dxa"/>
+              <w:right w:w="200" w:type="dxa"/>
             </w:tcMar>
           </w:tcPr>
           <w:p>
             <w:pPr>
-              <w:spacing w:after="20" w:lineRule="auto"/>
+              <w:spacing w:after="80" w:lineRule="auto" w:before="80"/>
               <w:rPr/>
             </w:pPr>
             <w:r>
               <w:rPr>
                 <w:rFonts w:ascii="Arial Unicode MS" w:cs="Arial Unicode MS" w:eastAsia="Arial Unicode MS" w:hAnsi="Arial Unicode MS"/>
-                <w:b w:val="1"/>
+                <w:b/>
                 <w:bCs w:val="1"/>
-                <w:color w:val="9fb3c8"/>
+                <w:color w:val="FFFFFF"/>
                 <w:sz w:val="15"/>
                 <w:szCs w:val="15"/>
                 <w:rtl w:val="0"/>
@@ -1751,21 +1759,23 @@
             </w:r>
             <w:r>
               <w:rPr>
-                <w:rtl w:val="0"/>
-              </w:rPr>
-            </w:r>
-          </w:p>
-          <w:p>
-            <w:pPr>
-              <w:spacing w:after="0" w:lineRule="auto"/>
+                <w:b/>
+                <w:color w:val="FFFFFF"/>
+                <w:rtl w:val="0"/>
+              </w:rPr>
+            </w:r>
+          </w:p>
+          <w:p>
+            <w:pPr>
+              <w:spacing w:after="80" w:lineRule="auto" w:before="80"/>
               <w:rPr/>
             </w:pPr>
             <w:r>
               <w:rPr>
                 <w:rFonts w:ascii="Arial" w:cs="Arial" w:eastAsia="Arial" w:hAnsi="Arial"/>
-                <w:b w:val="1"/>
+                <w:b/>
                 <w:bCs w:val="1"/>
-                <w:color w:val="ffffff"/>
+                <w:color w:val="FFFFFF"/>
                 <w:sz w:val="24"/>
                 <w:szCs w:val="24"/>
                 <w:rtl w:val="0"/>
@@ -1774,6 +1784,8 @@
             </w:r>
             <w:r>
               <w:rPr>
+                <w:b/>
+                <w:color w:val="FFFFFF"/>
                 <w:rtl w:val="0"/>
               </w:rPr>
             </w:r>
@@ -1874,12 +1886,12 @@
               <w:bottom w:color="d9e8e0" w:space="0" w:sz="4" w:val="single"/>
               <w:right w:color="d9e8e0" w:space="0" w:sz="4" w:val="single"/>
             </w:tcBorders>
-            <w:shd w:fill="f0faf5" w:val="clear"/>
+            <w:shd w:fill="ECFDF5"/>
             <w:tcMar>
-              <w:top w:w="120.0" w:type="dxa"/>
-              <w:left w:w="180.0" w:type="dxa"/>
-              <w:bottom w:w="120.0" w:type="dxa"/>
-              <w:right w:w="180.0" w:type="dxa"/>
+              <w:top w:w="160" w:type="dxa"/>
+              <w:bottom w:w="160" w:type="dxa"/>
+              <w:left w:w="200" w:type="dxa"/>
+              <w:right w:w="200" w:type="dxa"/>
             </w:tcMar>
           </w:tcPr>
           <w:p>
@@ -1890,9 +1902,9 @@
             <w:r>
               <w:rPr>
                 <w:rFonts w:ascii="Arial" w:cs="Arial" w:eastAsia="Arial" w:hAnsi="Arial"/>
-                <w:b w:val="1"/>
+                <w:b/>
                 <w:bCs w:val="1"/>
-                <w:color w:val="0e8a5f"/>
+                <w:color w:val="064E3B"/>
                 <w:sz w:val="18"/>
                 <w:szCs w:val="18"/>
                 <w:rtl w:val="0"/>
@@ -2100,25 +2112,25 @@
         </w:trPr>
         <w:tc>
           <w:tcPr>
-            <w:shd w:fill="0a0e14" w:val="clear"/>
+            <w:shd w:fill="0F172A"/>
             <w:tcMar>
-              <w:top w:w="90.0" w:type="dxa"/>
-              <w:left w:w="160.0" w:type="dxa"/>
-              <w:bottom w:w="90.0" w:type="dxa"/>
-              <w:right w:w="160.0" w:type="dxa"/>
+              <w:top w:w="160" w:type="dxa"/>
+              <w:bottom w:w="160" w:type="dxa"/>
+              <w:left w:w="200" w:type="dxa"/>
+              <w:right w:w="200" w:type="dxa"/>
             </w:tcMar>
           </w:tcPr>
           <w:p>
             <w:pPr>
-              <w:spacing w:after="20" w:lineRule="auto"/>
+              <w:spacing w:after="80" w:lineRule="auto" w:before="80"/>
               <w:rPr/>
             </w:pPr>
             <w:r>
               <w:rPr>
                 <w:rFonts w:ascii="Arial Unicode MS" w:cs="Arial Unicode MS" w:eastAsia="Arial Unicode MS" w:hAnsi="Arial Unicode MS"/>
-                <w:b w:val="1"/>
+                <w:b/>
                 <w:bCs w:val="1"/>
-                <w:color w:val="9fb3c8"/>
+                <w:color w:val="FFFFFF"/>
                 <w:sz w:val="15"/>
                 <w:szCs w:val="15"/>
                 <w:rtl w:val="0"/>
@@ -2127,21 +2139,23 @@
             </w:r>
             <w:r>
               <w:rPr>
-                <w:rtl w:val="0"/>
-              </w:rPr>
-            </w:r>
-          </w:p>
-          <w:p>
-            <w:pPr>
-              <w:spacing w:after="0" w:lineRule="auto"/>
+                <w:b/>
+                <w:color w:val="FFFFFF"/>
+                <w:rtl w:val="0"/>
+              </w:rPr>
+            </w:r>
+          </w:p>
+          <w:p>
+            <w:pPr>
+              <w:spacing w:after="80" w:lineRule="auto" w:before="80"/>
               <w:rPr/>
             </w:pPr>
             <w:r>
               <w:rPr>
                 <w:rFonts w:ascii="Arial" w:cs="Arial" w:eastAsia="Arial" w:hAnsi="Arial"/>
-                <w:b w:val="1"/>
+                <w:b/>
                 <w:bCs w:val="1"/>
-                <w:color w:val="ffffff"/>
+                <w:color w:val="FFFFFF"/>
                 <w:sz w:val="24"/>
                 <w:szCs w:val="24"/>
                 <w:rtl w:val="0"/>
@@ -2150,6 +2164,8 @@
             </w:r>
             <w:r>
               <w:rPr>
+                <w:b/>
+                <w:color w:val="FFFFFF"/>
                 <w:rtl w:val="0"/>
               </w:rPr>
             </w:r>
@@ -2569,25 +2585,25 @@
         </w:trPr>
         <w:tc>
           <w:tcPr>
-            <w:shd w:fill="0a0e14" w:val="clear"/>
+            <w:shd w:fill="0F172A"/>
             <w:tcMar>
-              <w:top w:w="90.0" w:type="dxa"/>
-              <w:left w:w="160.0" w:type="dxa"/>
-              <w:bottom w:w="90.0" w:type="dxa"/>
-              <w:right w:w="160.0" w:type="dxa"/>
+              <w:top w:w="160" w:type="dxa"/>
+              <w:bottom w:w="160" w:type="dxa"/>
+              <w:left w:w="200" w:type="dxa"/>
+              <w:right w:w="200" w:type="dxa"/>
             </w:tcMar>
           </w:tcPr>
           <w:p>
             <w:pPr>
-              <w:spacing w:after="20" w:lineRule="auto"/>
+              <w:spacing w:after="80" w:lineRule="auto" w:before="80"/>
               <w:rPr/>
             </w:pPr>
             <w:r>
               <w:rPr>
                 <w:rFonts w:ascii="Arial Unicode MS" w:cs="Arial Unicode MS" w:eastAsia="Arial Unicode MS" w:hAnsi="Arial Unicode MS"/>
-                <w:b w:val="1"/>
+                <w:b/>
                 <w:bCs w:val="1"/>
-                <w:color w:val="9fb3c8"/>
+                <w:color w:val="FFFFFF"/>
                 <w:sz w:val="15"/>
                 <w:szCs w:val="15"/>
                 <w:rtl w:val="0"/>
@@ -2596,21 +2612,23 @@
             </w:r>
             <w:r>
               <w:rPr>
-                <w:rtl w:val="0"/>
-              </w:rPr>
-            </w:r>
-          </w:p>
-          <w:p>
-            <w:pPr>
-              <w:spacing w:after="0" w:lineRule="auto"/>
+                <w:b/>
+                <w:color w:val="FFFFFF"/>
+                <w:rtl w:val="0"/>
+              </w:rPr>
+            </w:r>
+          </w:p>
+          <w:p>
+            <w:pPr>
+              <w:spacing w:after="80" w:lineRule="auto" w:before="80"/>
               <w:rPr/>
             </w:pPr>
             <w:r>
               <w:rPr>
                 <w:rFonts w:ascii="Arial" w:cs="Arial" w:eastAsia="Arial" w:hAnsi="Arial"/>
-                <w:b w:val="1"/>
+                <w:b/>
                 <w:bCs w:val="1"/>
-                <w:color w:val="ffffff"/>
+                <w:color w:val="FFFFFF"/>
                 <w:sz w:val="24"/>
                 <w:szCs w:val="24"/>
                 <w:rtl w:val="0"/>
@@ -2619,6 +2637,8 @@
             </w:r>
             <w:r>
               <w:rPr>
+                <w:b/>
+                <w:color w:val="FFFFFF"/>
                 <w:rtl w:val="0"/>
               </w:rPr>
             </w:r>
@@ -2992,25 +3012,25 @@
         </w:trPr>
         <w:tc>
           <w:tcPr>
-            <w:shd w:fill="0a0e14" w:val="clear"/>
+            <w:shd w:fill="0F172A"/>
             <w:tcMar>
-              <w:top w:w="90.0" w:type="dxa"/>
-              <w:left w:w="160.0" w:type="dxa"/>
-              <w:bottom w:w="90.0" w:type="dxa"/>
-              <w:right w:w="160.0" w:type="dxa"/>
+              <w:top w:w="160" w:type="dxa"/>
+              <w:bottom w:w="160" w:type="dxa"/>
+              <w:left w:w="200" w:type="dxa"/>
+              <w:right w:w="200" w:type="dxa"/>
             </w:tcMar>
           </w:tcPr>
           <w:p>
             <w:pPr>
-              <w:spacing w:after="20" w:lineRule="auto"/>
+              <w:spacing w:after="80" w:lineRule="auto" w:before="80"/>
               <w:rPr/>
             </w:pPr>
             <w:r>
               <w:rPr>
                 <w:rFonts w:ascii="Arial Unicode MS" w:cs="Arial Unicode MS" w:eastAsia="Arial Unicode MS" w:hAnsi="Arial Unicode MS"/>
-                <w:b w:val="1"/>
+                <w:b/>
                 <w:bCs w:val="1"/>
-                <w:color w:val="9fb3c8"/>
+                <w:color w:val="FFFFFF"/>
                 <w:sz w:val="15"/>
                 <w:szCs w:val="15"/>
                 <w:rtl w:val="0"/>
@@ -3019,21 +3039,23 @@
             </w:r>
             <w:r>
               <w:rPr>
-                <w:rtl w:val="0"/>
-              </w:rPr>
-            </w:r>
-          </w:p>
-          <w:p>
-            <w:pPr>
-              <w:spacing w:after="0" w:lineRule="auto"/>
+                <w:b/>
+                <w:color w:val="FFFFFF"/>
+                <w:rtl w:val="0"/>
+              </w:rPr>
+            </w:r>
+          </w:p>
+          <w:p>
+            <w:pPr>
+              <w:spacing w:after="80" w:lineRule="auto" w:before="80"/>
               <w:rPr/>
             </w:pPr>
             <w:r>
               <w:rPr>
                 <w:rFonts w:ascii="Arial" w:cs="Arial" w:eastAsia="Arial" w:hAnsi="Arial"/>
-                <w:b w:val="1"/>
+                <w:b/>
                 <w:bCs w:val="1"/>
-                <w:color w:val="ffffff"/>
+                <w:color w:val="FFFFFF"/>
                 <w:sz w:val="24"/>
                 <w:szCs w:val="24"/>
                 <w:rtl w:val="0"/>
@@ -3042,6 +3064,8 @@
             </w:r>
             <w:r>
               <w:rPr>
+                <w:b/>
+                <w:color w:val="FFFFFF"/>
                 <w:rtl w:val="0"/>
               </w:rPr>
             </w:r>
@@ -3715,12 +3739,12 @@
               <w:bottom w:color="d9e8e0" w:space="0" w:sz="4" w:val="single"/>
               <w:right w:color="d9e8e0" w:space="0" w:sz="4" w:val="single"/>
             </w:tcBorders>
-            <w:shd w:fill="f0faf5" w:val="clear"/>
+            <w:shd w:fill="ECFDF5"/>
             <w:tcMar>
-              <w:top w:w="120.0" w:type="dxa"/>
-              <w:left w:w="180.0" w:type="dxa"/>
-              <w:bottom w:w="120.0" w:type="dxa"/>
-              <w:right w:w="180.0" w:type="dxa"/>
+              <w:top w:w="160" w:type="dxa"/>
+              <w:bottom w:w="160" w:type="dxa"/>
+              <w:left w:w="200" w:type="dxa"/>
+              <w:right w:w="200" w:type="dxa"/>
             </w:tcMar>
           </w:tcPr>
           <w:p>
@@ -3731,9 +3755,9 @@
             <w:r>
               <w:rPr>
                 <w:rFonts w:ascii="Arial" w:cs="Arial" w:eastAsia="Arial" w:hAnsi="Arial"/>
-                <w:b w:val="1"/>
+                <w:b/>
                 <w:bCs w:val="1"/>
-                <w:color w:val="0e8a5f"/>
+                <w:color w:val="064E3B"/>
                 <w:sz w:val="18"/>
                 <w:szCs w:val="18"/>
                 <w:rtl w:val="0"/>
@@ -3931,25 +3955,25 @@
         </w:trPr>
         <w:tc>
           <w:tcPr>
-            <w:shd w:fill="0a0e14" w:val="clear"/>
+            <w:shd w:fill="0F172A"/>
             <w:tcMar>
-              <w:top w:w="90.0" w:type="dxa"/>
-              <w:left w:w="160.0" w:type="dxa"/>
-              <w:bottom w:w="90.0" w:type="dxa"/>
-              <w:right w:w="160.0" w:type="dxa"/>
+              <w:top w:w="160" w:type="dxa"/>
+              <w:bottom w:w="160" w:type="dxa"/>
+              <w:left w:w="200" w:type="dxa"/>
+              <w:right w:w="200" w:type="dxa"/>
             </w:tcMar>
           </w:tcPr>
           <w:p>
             <w:pPr>
-              <w:spacing w:after="20" w:lineRule="auto"/>
+              <w:spacing w:after="80" w:lineRule="auto" w:before="80"/>
               <w:rPr/>
             </w:pPr>
             <w:r>
               <w:rPr>
                 <w:rFonts w:ascii="Arial Unicode MS" w:cs="Arial Unicode MS" w:eastAsia="Arial Unicode MS" w:hAnsi="Arial Unicode MS"/>
-                <w:b w:val="1"/>
+                <w:b/>
                 <w:bCs w:val="1"/>
-                <w:color w:val="9fb3c8"/>
+                <w:color w:val="FFFFFF"/>
                 <w:sz w:val="15"/>
                 <w:szCs w:val="15"/>
                 <w:rtl w:val="0"/>
@@ -3958,21 +3982,23 @@
             </w:r>
             <w:r>
               <w:rPr>
-                <w:rtl w:val="0"/>
-              </w:rPr>
-            </w:r>
-          </w:p>
-          <w:p>
-            <w:pPr>
-              <w:spacing w:after="0" w:lineRule="auto"/>
+                <w:b/>
+                <w:color w:val="FFFFFF"/>
+                <w:rtl w:val="0"/>
+              </w:rPr>
+            </w:r>
+          </w:p>
+          <w:p>
+            <w:pPr>
+              <w:spacing w:after="80" w:lineRule="auto" w:before="80"/>
               <w:rPr/>
             </w:pPr>
             <w:r>
               <w:rPr>
                 <w:rFonts w:ascii="Arial" w:cs="Arial" w:eastAsia="Arial" w:hAnsi="Arial"/>
-                <w:b w:val="1"/>
+                <w:b/>
                 <w:bCs w:val="1"/>
-                <w:color w:val="ffffff"/>
+                <w:color w:val="FFFFFF"/>
                 <w:sz w:val="24"/>
                 <w:szCs w:val="24"/>
                 <w:rtl w:val="0"/>
@@ -3981,6 +4007,8 @@
             </w:r>
             <w:r>
               <w:rPr>
+                <w:b/>
+                <w:color w:val="FFFFFF"/>
                 <w:rtl w:val="0"/>
               </w:rPr>
             </w:r>
@@ -4509,12 +4537,12 @@
               <w:bottom w:color="d9e8e0" w:space="0" w:sz="4" w:val="single"/>
               <w:right w:color="d9e8e0" w:space="0" w:sz="4" w:val="single"/>
             </w:tcBorders>
-            <w:shd w:fill="f0faf5" w:val="clear"/>
+            <w:shd w:fill="ECFDF5"/>
             <w:tcMar>
-              <w:top w:w="120.0" w:type="dxa"/>
-              <w:left w:w="180.0" w:type="dxa"/>
-              <w:bottom w:w="120.0" w:type="dxa"/>
-              <w:right w:w="180.0" w:type="dxa"/>
+              <w:top w:w="160" w:type="dxa"/>
+              <w:bottom w:w="160" w:type="dxa"/>
+              <w:left w:w="200" w:type="dxa"/>
+              <w:right w:w="200" w:type="dxa"/>
             </w:tcMar>
           </w:tcPr>
           <w:p>
@@ -4525,9 +4553,9 @@
             <w:r>
               <w:rPr>
                 <w:rFonts w:ascii="Arial" w:cs="Arial" w:eastAsia="Arial" w:hAnsi="Arial"/>
-                <w:b w:val="1"/>
+                <w:b/>
                 <w:bCs w:val="1"/>
-                <w:color w:val="0e8a5f"/>
+                <w:color w:val="064E3B"/>
                 <w:sz w:val="18"/>
                 <w:szCs w:val="18"/>
                 <w:rtl w:val="0"/>
@@ -4662,25 +4690,25 @@
         </w:trPr>
         <w:tc>
           <w:tcPr>
-            <w:shd w:fill="0a0e14" w:val="clear"/>
+            <w:shd w:fill="0F172A"/>
             <w:tcMar>
-              <w:top w:w="90.0" w:type="dxa"/>
-              <w:left w:w="160.0" w:type="dxa"/>
-              <w:bottom w:w="90.0" w:type="dxa"/>
-              <w:right w:w="160.0" w:type="dxa"/>
+              <w:top w:w="160" w:type="dxa"/>
+              <w:bottom w:w="160" w:type="dxa"/>
+              <w:left w:w="200" w:type="dxa"/>
+              <w:right w:w="200" w:type="dxa"/>
             </w:tcMar>
           </w:tcPr>
           <w:p>
             <w:pPr>
-              <w:spacing w:after="20" w:lineRule="auto"/>
+              <w:spacing w:after="80" w:lineRule="auto" w:before="80"/>
               <w:rPr/>
             </w:pPr>
             <w:r>
               <w:rPr>
                 <w:rFonts w:ascii="Arial Unicode MS" w:cs="Arial Unicode MS" w:eastAsia="Arial Unicode MS" w:hAnsi="Arial Unicode MS"/>
-                <w:b w:val="1"/>
+                <w:b/>
                 <w:bCs w:val="1"/>
-                <w:color w:val="9fb3c8"/>
+                <w:color w:val="FFFFFF"/>
                 <w:sz w:val="15"/>
                 <w:szCs w:val="15"/>
                 <w:rtl w:val="0"/>
@@ -4689,21 +4717,23 @@
             </w:r>
             <w:r>
               <w:rPr>
-                <w:rtl w:val="0"/>
-              </w:rPr>
-            </w:r>
-          </w:p>
-          <w:p>
-            <w:pPr>
-              <w:spacing w:after="0" w:lineRule="auto"/>
+                <w:b/>
+                <w:color w:val="FFFFFF"/>
+                <w:rtl w:val="0"/>
+              </w:rPr>
+            </w:r>
+          </w:p>
+          <w:p>
+            <w:pPr>
+              <w:spacing w:after="80" w:lineRule="auto" w:before="80"/>
               <w:rPr/>
             </w:pPr>
             <w:r>
               <w:rPr>
                 <w:rFonts w:ascii="Arial" w:cs="Arial" w:eastAsia="Arial" w:hAnsi="Arial"/>
-                <w:b w:val="1"/>
+                <w:b/>
                 <w:bCs w:val="1"/>
-                <w:color w:val="ffffff"/>
+                <w:color w:val="FFFFFF"/>
                 <w:sz w:val="24"/>
                 <w:szCs w:val="24"/>
                 <w:rtl w:val="0"/>
@@ -4712,6 +4742,8 @@
             </w:r>
             <w:r>
               <w:rPr>
+                <w:b/>
+                <w:color w:val="FFFFFF"/>
                 <w:rtl w:val="0"/>
               </w:rPr>
             </w:r>
@@ -5154,12 +5186,12 @@
               <w:bottom w:color="d9e8e0" w:space="0" w:sz="4" w:val="single"/>
               <w:right w:color="d9e8e0" w:space="0" w:sz="4" w:val="single"/>
             </w:tcBorders>
-            <w:shd w:fill="f0faf5" w:val="clear"/>
+            <w:shd w:fill="ECFDF5"/>
             <w:tcMar>
-              <w:top w:w="120.0" w:type="dxa"/>
-              <w:left w:w="180.0" w:type="dxa"/>
-              <w:bottom w:w="120.0" w:type="dxa"/>
-              <w:right w:w="180.0" w:type="dxa"/>
+              <w:top w:w="160" w:type="dxa"/>
+              <w:bottom w:w="160" w:type="dxa"/>
+              <w:left w:w="200" w:type="dxa"/>
+              <w:right w:w="200" w:type="dxa"/>
             </w:tcMar>
           </w:tcPr>
           <w:p>
@@ -5170,9 +5202,9 @@
             <w:r>
               <w:rPr>
                 <w:rFonts w:ascii="Arial" w:cs="Arial" w:eastAsia="Arial" w:hAnsi="Arial"/>
-                <w:b w:val="1"/>
+                <w:b/>
                 <w:bCs w:val="1"/>
-                <w:color w:val="0e8a5f"/>
+                <w:color w:val="064E3B"/>
                 <w:sz w:val="18"/>
                 <w:szCs w:val="18"/>
                 <w:rtl w:val="0"/>
@@ -5296,20 +5328,24 @@
         </w:trPr>
         <w:tc>
           <w:tcPr>
-            <w:shd w:fill="0a0e14" w:val="clear"/>
+            <w:shd w:fill="0F172A"/>
             <w:tcMar>
-              <w:top w:w="90.0" w:type="dxa"/>
-              <w:left w:w="160.0" w:type="dxa"/>
-              <w:bottom w:w="90.0" w:type="dxa"/>
-              <w:right w:w="160.0" w:type="dxa"/>
+              <w:top w:w="160" w:type="dxa"/>
+              <w:bottom w:w="160" w:type="dxa"/>
+              <w:left w:w="200" w:type="dxa"/>
+              <w:right w:w="200" w:type="dxa"/>
             </w:tcMar>
           </w:tcPr>
           <w:p>
             <w:pPr>
-              <w:spacing w:after="20" w:lineRule="auto"/>
-              <w:rPr/>
-            </w:pPr>
-            <w:r>
+              <w:spacing w:after="80" w:lineRule="auto" w:before="80"/>
+              <w:rPr/>
+            </w:pPr>
+            <w:r>
+              <w:rPr>
+                <w:b/>
+                <w:color w:val="FFFFFF"/>
+              </w:rPr>
               <w:t>⚡ PREGUNTA RELÁMPAGO EN CHAT (YOUTUBE LIVE — HASTA 20 PC)</w:t>
               <w:br/>
               <w:t>Juan lanza 1 sola pregunta rápida al chat de YouTube:</w:t>
@@ -5324,10 +5360,15 @@
           </w:p>
           <w:p>
             <w:pPr>
-              <w:spacing w:after="0" w:lineRule="auto"/>
-              <w:rPr/>
-            </w:pPr>
-            <w:r/>
+              <w:spacing w:after="80" w:lineRule="auto" w:before="80"/>
+              <w:rPr/>
+            </w:pPr>
+            <w:r>
+              <w:rPr>
+                <w:b/>
+                <w:color w:val="FFFFFF"/>
+              </w:rPr>
+            </w:r>
           </w:p>
         </w:tc>
       </w:tr>
@@ -5390,12 +5431,12 @@
               <w:bottom w:color="d9e8e0" w:space="0" w:sz="4" w:val="single"/>
               <w:right w:color="d9e8e0" w:space="0" w:sz="4" w:val="single"/>
             </w:tcBorders>
-            <w:shd w:fill="f0faf5" w:val="clear"/>
+            <w:shd w:fill="ECFDF5"/>
             <w:tcMar>
-              <w:top w:w="120.0" w:type="dxa"/>
-              <w:left w:w="180.0" w:type="dxa"/>
-              <w:bottom w:w="120.0" w:type="dxa"/>
-              <w:right w:w="180.0" w:type="dxa"/>
+              <w:top w:w="160" w:type="dxa"/>
+              <w:bottom w:w="160" w:type="dxa"/>
+              <w:left w:w="200" w:type="dxa"/>
+              <w:right w:w="200" w:type="dxa"/>
             </w:tcMar>
           </w:tcPr>
           <w:p>
@@ -5404,6 +5445,10 @@
               <w:rPr/>
             </w:pPr>
             <w:r>
+              <w:rPr>
+                <w:b/>
+                <w:color w:val="064E3B"/>
+              </w:rPr>
               <w:t>⚡ PREGUNTA RELÁMPAGO EN CHAT (YOUTUBE LIVE — HASTA 20 PC)</w:t>
               <w:br/>
               <w:t>Juan lanza 1 sola pregunta rápida al chat de YouTube:</w:t>
@@ -5492,25 +5537,25 @@
         </w:trPr>
         <w:tc>
           <w:tcPr>
-            <w:shd w:fill="0a0e14" w:val="clear"/>
+            <w:shd w:fill="0F172A"/>
             <w:tcMar>
-              <w:top w:w="90.0" w:type="dxa"/>
-              <w:left w:w="160.0" w:type="dxa"/>
-              <w:bottom w:w="90.0" w:type="dxa"/>
-              <w:right w:w="160.0" w:type="dxa"/>
+              <w:top w:w="160" w:type="dxa"/>
+              <w:bottom w:w="160" w:type="dxa"/>
+              <w:left w:w="200" w:type="dxa"/>
+              <w:right w:w="200" w:type="dxa"/>
             </w:tcMar>
           </w:tcPr>
           <w:p>
             <w:pPr>
-              <w:spacing w:after="20" w:lineRule="auto"/>
+              <w:spacing w:after="80" w:lineRule="auto" w:before="80"/>
               <w:rPr/>
             </w:pPr>
             <w:r>
               <w:rPr>
                 <w:rFonts w:ascii="Arial Unicode MS" w:cs="Arial Unicode MS" w:eastAsia="Arial Unicode MS" w:hAnsi="Arial Unicode MS"/>
-                <w:b w:val="1"/>
+                <w:b/>
                 <w:bCs w:val="1"/>
-                <w:color w:val="9fb3c8"/>
+                <w:color w:val="FFFFFF"/>
                 <w:sz w:val="15"/>
                 <w:szCs w:val="15"/>
                 <w:rtl w:val="0"/>
@@ -5519,21 +5564,23 @@
             </w:r>
             <w:r>
               <w:rPr>
-                <w:rtl w:val="0"/>
-              </w:rPr>
-            </w:r>
-          </w:p>
-          <w:p>
-            <w:pPr>
-              <w:spacing w:after="0" w:lineRule="auto"/>
+                <w:b/>
+                <w:color w:val="FFFFFF"/>
+                <w:rtl w:val="0"/>
+              </w:rPr>
+            </w:r>
+          </w:p>
+          <w:p>
+            <w:pPr>
+              <w:spacing w:after="80" w:lineRule="auto" w:before="80"/>
               <w:rPr/>
             </w:pPr>
             <w:r>
               <w:rPr>
                 <w:rFonts w:ascii="Arial" w:cs="Arial" w:eastAsia="Arial" w:hAnsi="Arial"/>
-                <w:b w:val="1"/>
+                <w:b/>
                 <w:bCs w:val="1"/>
-                <w:color w:val="ffffff"/>
+                <w:color w:val="FFFFFF"/>
                 <w:sz w:val="24"/>
                 <w:szCs w:val="24"/>
                 <w:rtl w:val="0"/>
@@ -5542,6 +5589,8 @@
             </w:r>
             <w:r>
               <w:rPr>
+                <w:b/>
+                <w:color w:val="FFFFFF"/>
                 <w:rtl w:val="0"/>
               </w:rPr>
             </w:r>
@@ -5942,12 +5991,12 @@
               <w:bottom w:color="d9e8e0" w:space="0" w:sz="4" w:val="single"/>
               <w:right w:color="d9e8e0" w:space="0" w:sz="4" w:val="single"/>
             </w:tcBorders>
-            <w:shd w:fill="f0faf5" w:val="clear"/>
+            <w:shd w:fill="ECFDF5"/>
             <w:tcMar>
-              <w:top w:w="120.0" w:type="dxa"/>
-              <w:left w:w="180.0" w:type="dxa"/>
-              <w:bottom w:w="120.0" w:type="dxa"/>
-              <w:right w:w="180.0" w:type="dxa"/>
+              <w:top w:w="160" w:type="dxa"/>
+              <w:bottom w:w="160" w:type="dxa"/>
+              <w:left w:w="200" w:type="dxa"/>
+              <w:right w:w="200" w:type="dxa"/>
             </w:tcMar>
           </w:tcPr>
           <w:p>
@@ -5958,9 +6007,9 @@
             <w:r>
               <w:rPr>
                 <w:rFonts w:ascii="Arial" w:cs="Arial" w:eastAsia="Arial" w:hAnsi="Arial"/>
-                <w:b w:val="1"/>
+                <w:b/>
                 <w:bCs w:val="1"/>
-                <w:color w:val="0e8a5f"/>
+                <w:color w:val="064E3B"/>
                 <w:sz w:val="18"/>
                 <w:szCs w:val="18"/>
                 <w:rtl w:val="0"/>
@@ -6072,25 +6121,25 @@
         </w:trPr>
         <w:tc>
           <w:tcPr>
-            <w:shd w:fill="0a0e14" w:val="clear"/>
+            <w:shd w:fill="0F172A"/>
             <w:tcMar>
-              <w:top w:w="90.0" w:type="dxa"/>
-              <w:left w:w="160.0" w:type="dxa"/>
-              <w:bottom w:w="90.0" w:type="dxa"/>
-              <w:right w:w="160.0" w:type="dxa"/>
+              <w:top w:w="160" w:type="dxa"/>
+              <w:bottom w:w="160" w:type="dxa"/>
+              <w:left w:w="200" w:type="dxa"/>
+              <w:right w:w="200" w:type="dxa"/>
             </w:tcMar>
           </w:tcPr>
           <w:p>
             <w:pPr>
-              <w:spacing w:after="20" w:lineRule="auto"/>
+              <w:spacing w:after="80" w:lineRule="auto" w:before="80"/>
               <w:rPr/>
             </w:pPr>
             <w:r>
               <w:rPr>
                 <w:rFonts w:ascii="Arial Unicode MS" w:cs="Arial Unicode MS" w:eastAsia="Arial Unicode MS" w:hAnsi="Arial Unicode MS"/>
-                <w:b w:val="1"/>
+                <w:b/>
                 <w:bCs w:val="1"/>
-                <w:color w:val="9fb3c8"/>
+                <w:color w:val="FFFFFF"/>
                 <w:sz w:val="15"/>
                 <w:szCs w:val="15"/>
                 <w:rtl w:val="0"/>
@@ -6099,21 +6148,23 @@
             </w:r>
             <w:r>
               <w:rPr>
-                <w:rtl w:val="0"/>
-              </w:rPr>
-            </w:r>
-          </w:p>
-          <w:p>
-            <w:pPr>
-              <w:spacing w:after="0" w:lineRule="auto"/>
+                <w:b/>
+                <w:color w:val="FFFFFF"/>
+                <w:rtl w:val="0"/>
+              </w:rPr>
+            </w:r>
+          </w:p>
+          <w:p>
+            <w:pPr>
+              <w:spacing w:after="80" w:lineRule="auto" w:before="80"/>
               <w:rPr/>
             </w:pPr>
             <w:r>
               <w:rPr>
                 <w:rFonts w:ascii="Arial" w:cs="Arial" w:eastAsia="Arial" w:hAnsi="Arial"/>
-                <w:b w:val="1"/>
+                <w:b/>
                 <w:bCs w:val="1"/>
-                <w:color w:val="ffffff"/>
+                <w:color w:val="FFFFFF"/>
                 <w:sz w:val="24"/>
                 <w:szCs w:val="24"/>
                 <w:rtl w:val="0"/>
@@ -6122,6 +6173,8 @@
             </w:r>
             <w:r>
               <w:rPr>
+                <w:b/>
+                <w:color w:val="FFFFFF"/>
                 <w:rtl w:val="0"/>
               </w:rPr>
             </w:r>
